--- a/templates/review-docs/lyrics-mv.docx
+++ b/templates/review-docs/lyrics-mv.docx
@@ -21,6 +21,8 @@
     </w:p>
     <w:p>
       <w:pPr>
+        <w:keepNext w:val="0"/>
+        <w:keepLines w:val="0"/>
         <w:jc w:val="left"/>
         <w:snapToGrid w:val="0"/>
         <w:widowControl/>
